--- a/Novosibirsk_State_University/Дипломная работа/Доклады/Текст.docx
+++ b/Novosibirsk_State_University/Дипломная работа/Доклады/Текст.docx
@@ -48,6 +48,7 @@
     </w:p>
     <w:p>
       <w:pPr>
+        <w:jc w:val="both"/>
         <w:rPr>
           <w:rFonts w:ascii="Times New Roman" w:hAnsi="Times New Roman" w:cs="Times New Roman"/>
           <w:sz w:val="28"/>
@@ -82,11 +83,34 @@
           <w:sz w:val="28"/>
           <w:szCs w:val="28"/>
         </w:rPr>
-        <w:t>(Слайд 2: Что такое интеллектуальная собственность и её виды)</w:t>
-      </w:r>
-    </w:p>
-    <w:p>
-      <w:pPr>
+        <w:t>(Слайд 2</w:t>
+      </w:r>
+      <w:proofErr w:type="gramStart"/>
+      <w:r>
+        <w:rPr>
+          <w:rFonts w:ascii="Times New Roman" w:hAnsi="Times New Roman" w:cs="Times New Roman"/>
+          <w:b/>
+          <w:bCs/>
+          <w:sz w:val="28"/>
+          <w:szCs w:val="28"/>
+        </w:rPr>
+        <w:t>: Что</w:t>
+      </w:r>
+      <w:proofErr w:type="gramEnd"/>
+      <w:r>
+        <w:rPr>
+          <w:rFonts w:ascii="Times New Roman" w:hAnsi="Times New Roman" w:cs="Times New Roman"/>
+          <w:b/>
+          <w:bCs/>
+          <w:sz w:val="28"/>
+          <w:szCs w:val="28"/>
+        </w:rPr>
+        <w:t xml:space="preserve"> такое интеллектуальная собственность и её виды)</w:t>
+      </w:r>
+    </w:p>
+    <w:p>
+      <w:pPr>
+        <w:jc w:val="both"/>
         <w:rPr>
           <w:rFonts w:ascii="Times New Roman" w:hAnsi="Times New Roman" w:cs="Times New Roman"/>
           <w:sz w:val="28"/>
@@ -154,6 +178,7 @@
     </w:p>
     <w:p>
       <w:pPr>
+        <w:jc w:val="both"/>
         <w:rPr>
           <w:rFonts w:ascii="Times New Roman" w:hAnsi="Times New Roman" w:cs="Times New Roman"/>
           <w:sz w:val="28"/>
@@ -199,6 +224,7 @@
     </w:p>
     <w:p>
       <w:pPr>
+        <w:jc w:val="both"/>
         <w:rPr>
           <w:rFonts w:ascii="Times New Roman" w:hAnsi="Times New Roman" w:cs="Times New Roman"/>
           <w:sz w:val="28"/>
@@ -264,6 +290,7 @@
     </w:p>
     <w:p>
       <w:pPr>
+        <w:jc w:val="both"/>
         <w:rPr>
           <w:rFonts w:ascii="Times New Roman" w:hAnsi="Times New Roman" w:cs="Times New Roman"/>
           <w:sz w:val="28"/>
@@ -281,23 +308,43 @@
     </w:p>
     <w:p>
       <w:pPr>
-        <w:rPr>
-          <w:rFonts w:ascii="Times New Roman" w:hAnsi="Times New Roman" w:cs="Times New Roman"/>
-          <w:sz w:val="28"/>
-          <w:szCs w:val="28"/>
-        </w:rPr>
-      </w:pPr>
-      <w:r>
-        <w:rPr>
-          <w:rFonts w:ascii="Times New Roman" w:hAnsi="Times New Roman" w:cs="Times New Roman"/>
-          <w:sz w:val="28"/>
-          <w:szCs w:val="28"/>
-        </w:rPr>
-        <w:t>К авторскому праву относятся: роман «Мастер и Маргарита», игра «Cyberpunk 2077», фильм «Ирония судьбы».</w:t>
-      </w:r>
-    </w:p>
-    <w:p>
-      <w:pPr>
+        <w:jc w:val="both"/>
+        <w:rPr>
+          <w:rFonts w:ascii="Times New Roman" w:hAnsi="Times New Roman" w:cs="Times New Roman"/>
+          <w:sz w:val="28"/>
+          <w:szCs w:val="28"/>
+        </w:rPr>
+      </w:pPr>
+      <w:r>
+        <w:rPr>
+          <w:rFonts w:ascii="Times New Roman" w:hAnsi="Times New Roman" w:cs="Times New Roman"/>
+          <w:sz w:val="28"/>
+          <w:szCs w:val="28"/>
+        </w:rPr>
+        <w:t>К авторскому праву относятся: роман «Мастер и Маргарита», игра «</w:t>
+      </w:r>
+      <w:proofErr w:type="spellStart"/>
+      <w:r>
+        <w:rPr>
+          <w:rFonts w:ascii="Times New Roman" w:hAnsi="Times New Roman" w:cs="Times New Roman"/>
+          <w:sz w:val="28"/>
+          <w:szCs w:val="28"/>
+        </w:rPr>
+        <w:t>Cyberpunk</w:t>
+      </w:r>
+      <w:proofErr w:type="spellEnd"/>
+      <w:r>
+        <w:rPr>
+          <w:rFonts w:ascii="Times New Roman" w:hAnsi="Times New Roman" w:cs="Times New Roman"/>
+          <w:sz w:val="28"/>
+          <w:szCs w:val="28"/>
+        </w:rPr>
+        <w:t xml:space="preserve"> 2077», фильм «Ирония судьбы».</w:t>
+      </w:r>
+    </w:p>
+    <w:p>
+      <w:pPr>
+        <w:jc w:val="both"/>
         <w:rPr>
           <w:rFonts w:ascii="Times New Roman" w:hAnsi="Times New Roman" w:cs="Times New Roman"/>
           <w:sz w:val="28"/>
@@ -332,11 +379,56 @@
           <w:sz w:val="28"/>
           <w:szCs w:val="28"/>
         </w:rPr>
-        <w:t>(Слайд 4: Что такое патент и патентоведение)</w:t>
-      </w:r>
-    </w:p>
-    <w:p>
-      <w:pPr>
+        <w:t>(Слайд 4</w:t>
+      </w:r>
+      <w:proofErr w:type="gramStart"/>
+      <w:r>
+        <w:rPr>
+          <w:rFonts w:ascii="Times New Roman" w:hAnsi="Times New Roman" w:cs="Times New Roman"/>
+          <w:b/>
+          <w:bCs/>
+          <w:sz w:val="28"/>
+          <w:szCs w:val="28"/>
+        </w:rPr>
+        <w:t>: Что</w:t>
+      </w:r>
+      <w:proofErr w:type="gramEnd"/>
+      <w:r>
+        <w:rPr>
+          <w:rFonts w:ascii="Times New Roman" w:hAnsi="Times New Roman" w:cs="Times New Roman"/>
+          <w:b/>
+          <w:bCs/>
+          <w:sz w:val="28"/>
+          <w:szCs w:val="28"/>
+        </w:rPr>
+        <w:t xml:space="preserve"> такое патент и </w:t>
+      </w:r>
+      <w:proofErr w:type="spellStart"/>
+      <w:r>
+        <w:rPr>
+          <w:rFonts w:ascii="Times New Roman" w:hAnsi="Times New Roman" w:cs="Times New Roman"/>
+          <w:b/>
+          <w:bCs/>
+          <w:sz w:val="28"/>
+          <w:szCs w:val="28"/>
+        </w:rPr>
+        <w:t>патентоведение</w:t>
+      </w:r>
+      <w:proofErr w:type="spellEnd"/>
+      <w:r>
+        <w:rPr>
+          <w:rFonts w:ascii="Times New Roman" w:hAnsi="Times New Roman" w:cs="Times New Roman"/>
+          <w:b/>
+          <w:bCs/>
+          <w:sz w:val="28"/>
+          <w:szCs w:val="28"/>
+        </w:rPr>
+        <w:t>)</w:t>
+      </w:r>
+    </w:p>
+    <w:p>
+      <w:pPr>
+        <w:jc w:val="both"/>
         <w:rPr>
           <w:rFonts w:ascii="Times New Roman" w:hAnsi="Times New Roman" w:cs="Times New Roman"/>
           <w:sz w:val="28"/>
@@ -372,6 +464,7 @@
     </w:p>
     <w:p>
       <w:pPr>
+        <w:jc w:val="both"/>
         <w:rPr>
           <w:rFonts w:ascii="Times New Roman" w:hAnsi="Times New Roman" w:cs="Times New Roman"/>
           <w:sz w:val="28"/>
@@ -394,6 +487,7 @@
           <w:ilvl w:val="0"/>
           <w:numId w:val="5"/>
         </w:numPr>
+        <w:jc w:val="both"/>
         <w:rPr>
           <w:rFonts w:ascii="Times New Roman" w:hAnsi="Times New Roman" w:cs="Times New Roman"/>
           <w:sz w:val="28"/>
@@ -416,6 +510,7 @@
           <w:ilvl w:val="0"/>
           <w:numId w:val="5"/>
         </w:numPr>
+        <w:jc w:val="both"/>
         <w:rPr>
           <w:rFonts w:ascii="Times New Roman" w:hAnsi="Times New Roman" w:cs="Times New Roman"/>
           <w:sz w:val="28"/>
@@ -438,6 +533,7 @@
           <w:ilvl w:val="0"/>
           <w:numId w:val="5"/>
         </w:numPr>
+        <w:jc w:val="both"/>
         <w:rPr>
           <w:rFonts w:ascii="Times New Roman" w:hAnsi="Times New Roman" w:cs="Times New Roman"/>
           <w:sz w:val="28"/>
@@ -455,12 +551,14 @@
     </w:p>
     <w:p>
       <w:pPr>
-        <w:rPr>
-          <w:rFonts w:ascii="Times New Roman" w:hAnsi="Times New Roman" w:cs="Times New Roman"/>
-          <w:sz w:val="28"/>
-          <w:szCs w:val="28"/>
-        </w:rPr>
-      </w:pPr>
+        <w:jc w:val="both"/>
+        <w:rPr>
+          <w:rFonts w:ascii="Times New Roman" w:hAnsi="Times New Roman" w:cs="Times New Roman"/>
+          <w:sz w:val="28"/>
+          <w:szCs w:val="28"/>
+        </w:rPr>
+      </w:pPr>
+      <w:proofErr w:type="spellStart"/>
       <w:r>
         <w:rPr>
           <w:rFonts w:ascii="Times New Roman" w:hAnsi="Times New Roman" w:cs="Times New Roman"/>
@@ -471,6 +569,7 @@
         </w:rPr>
         <w:t>Патентоведение</w:t>
       </w:r>
+      <w:proofErr w:type="spellEnd"/>
       <w:r>
         <w:rPr>
           <w:rFonts w:ascii="Times New Roman" w:hAnsi="Times New Roman" w:cs="Times New Roman"/>
@@ -504,6 +603,7 @@
     </w:p>
     <w:p>
       <w:pPr>
+        <w:jc w:val="both"/>
         <w:rPr>
           <w:rFonts w:ascii="Times New Roman" w:hAnsi="Times New Roman" w:cs="Times New Roman"/>
           <w:sz w:val="28"/>
@@ -522,6 +622,7 @@
     </w:p>
     <w:p>
       <w:pPr>
+        <w:jc w:val="both"/>
         <w:rPr>
           <w:rFonts w:ascii="Times New Roman" w:hAnsi="Times New Roman" w:cs="Times New Roman"/>
           <w:sz w:val="28"/>
@@ -593,6 +694,7 @@
     </w:p>
     <w:p>
       <w:pPr>
+        <w:jc w:val="both"/>
         <w:rPr>
           <w:rFonts w:ascii="Times New Roman" w:hAnsi="Times New Roman" w:cs="Times New Roman"/>
           <w:sz w:val="28"/>
@@ -615,6 +717,7 @@
           <w:ilvl w:val="0"/>
           <w:numId w:val="4"/>
         </w:numPr>
+        <w:jc w:val="both"/>
         <w:rPr>
           <w:rFonts w:ascii="Times New Roman" w:hAnsi="Times New Roman" w:cs="Times New Roman"/>
           <w:sz w:val="28"/>
@@ -647,6 +750,7 @@
           <w:ilvl w:val="0"/>
           <w:numId w:val="4"/>
         </w:numPr>
+        <w:jc w:val="both"/>
         <w:rPr>
           <w:rFonts w:ascii="Times New Roman" w:hAnsi="Times New Roman" w:cs="Times New Roman"/>
           <w:sz w:val="28"/>
@@ -679,6 +783,7 @@
           <w:ilvl w:val="0"/>
           <w:numId w:val="4"/>
         </w:numPr>
+        <w:jc w:val="both"/>
         <w:rPr>
           <w:rFonts w:ascii="Times New Roman" w:hAnsi="Times New Roman" w:cs="Times New Roman"/>
           <w:sz w:val="28"/>
@@ -711,6 +816,7 @@
           <w:ilvl w:val="0"/>
           <w:numId w:val="4"/>
         </w:numPr>
+        <w:jc w:val="both"/>
         <w:rPr>
           <w:rFonts w:ascii="Times New Roman" w:hAnsi="Times New Roman" w:cs="Times New Roman"/>
           <w:sz w:val="28"/>
@@ -760,6 +866,7 @@
     </w:p>
     <w:p>
       <w:pPr>
+        <w:jc w:val="both"/>
         <w:rPr>
           <w:rFonts w:ascii="Times New Roman" w:hAnsi="Times New Roman" w:cs="Times New Roman"/>
           <w:sz w:val="28"/>
@@ -782,6 +889,7 @@
           <w:ilvl w:val="0"/>
           <w:numId w:val="3"/>
         </w:numPr>
+        <w:jc w:val="both"/>
         <w:rPr>
           <w:rFonts w:ascii="Times New Roman" w:hAnsi="Times New Roman" w:cs="Times New Roman"/>
           <w:sz w:val="28"/>
@@ -814,6 +922,7 @@
           <w:ilvl w:val="0"/>
           <w:numId w:val="3"/>
         </w:numPr>
+        <w:jc w:val="both"/>
         <w:rPr>
           <w:rFonts w:ascii="Times New Roman" w:hAnsi="Times New Roman" w:cs="Times New Roman"/>
           <w:sz w:val="28"/>
@@ -846,6 +955,7 @@
           <w:ilvl w:val="0"/>
           <w:numId w:val="3"/>
         </w:numPr>
+        <w:jc w:val="both"/>
         <w:rPr>
           <w:rFonts w:ascii="Times New Roman" w:hAnsi="Times New Roman" w:cs="Times New Roman"/>
           <w:sz w:val="28"/>
@@ -878,6 +988,7 @@
           <w:ilvl w:val="0"/>
           <w:numId w:val="3"/>
         </w:numPr>
+        <w:jc w:val="both"/>
         <w:rPr>
           <w:rFonts w:ascii="Times New Roman" w:hAnsi="Times New Roman" w:cs="Times New Roman"/>
           <w:sz w:val="28"/>
@@ -910,6 +1021,7 @@
           <w:ilvl w:val="0"/>
           <w:numId w:val="3"/>
         </w:numPr>
+        <w:jc w:val="both"/>
         <w:rPr>
           <w:rFonts w:ascii="Times New Roman" w:hAnsi="Times New Roman" w:cs="Times New Roman"/>
           <w:sz w:val="28"/>
@@ -942,6 +1054,7 @@
           <w:ilvl w:val="0"/>
           <w:numId w:val="3"/>
         </w:numPr>
+        <w:jc w:val="both"/>
         <w:rPr>
           <w:rFonts w:ascii="Times New Roman" w:hAnsi="Times New Roman" w:cs="Times New Roman"/>
           <w:sz w:val="28"/>
@@ -974,6 +1087,7 @@
           <w:ilvl w:val="0"/>
           <w:numId w:val="3"/>
         </w:numPr>
+        <w:jc w:val="both"/>
         <w:rPr>
           <w:rFonts w:ascii="Times New Roman" w:hAnsi="Times New Roman" w:cs="Times New Roman"/>
           <w:sz w:val="28"/>
@@ -1023,6 +1137,7 @@
     </w:p>
     <w:p>
       <w:pPr>
+        <w:jc w:val="both"/>
         <w:rPr>
           <w:rFonts w:ascii="Times New Roman" w:hAnsi="Times New Roman" w:cs="Times New Roman"/>
           <w:sz w:val="28"/>
@@ -1045,6 +1160,7 @@
           <w:ilvl w:val="0"/>
           <w:numId w:val="2"/>
         </w:numPr>
+        <w:jc w:val="both"/>
         <w:rPr>
           <w:rFonts w:ascii="Times New Roman" w:hAnsi="Times New Roman" w:cs="Times New Roman"/>
           <w:sz w:val="28"/>
@@ -1145,6 +1261,7 @@
         </w:rPr>
         <w:t>»</w:t>
       </w:r>
+      <w:proofErr w:type="gramStart"/>
       <w:r>
         <w:rPr>
           <w:rFonts w:ascii="Times New Roman" w:hAnsi="Times New Roman" w:cs="Times New Roman"/>
@@ -1161,7 +1278,16 @@
           <w:sz w:val="28"/>
           <w:szCs w:val="28"/>
         </w:rPr>
-        <w:t xml:space="preserve"> Здесь был запатентован не сенсорный экран, а конкретный алгоритм обработки жеста двумя пальцами. Это пример защиты пользовательского опыта (UX).</w:t>
+        <w:t xml:space="preserve"> Здесь</w:t>
+      </w:r>
+      <w:proofErr w:type="gramEnd"/>
+      <w:r>
+        <w:rPr>
+          <w:rFonts w:ascii="Times New Roman" w:hAnsi="Times New Roman" w:cs="Times New Roman"/>
+          <w:sz w:val="28"/>
+          <w:szCs w:val="28"/>
+        </w:rPr>
+        <w:t xml:space="preserve"> был запатентован не сенсорный экран, а конкретный алгоритм обработки жеста двумя пальцами. Это пример защиты пользовательского опыта (UX).</w:t>
       </w:r>
     </w:p>
     <w:p>
@@ -1171,21 +1297,21 @@
           <w:ilvl w:val="0"/>
           <w:numId w:val="2"/>
         </w:numPr>
-        <w:rPr>
-          <w:rFonts w:ascii="Times New Roman" w:hAnsi="Times New Roman" w:cs="Times New Roman"/>
-          <w:sz w:val="28"/>
-          <w:szCs w:val="28"/>
-        </w:rPr>
-      </w:pPr>
-      <w:r>
-        <w:rPr>
-          <w:rFonts w:ascii="Times New Roman" w:hAnsi="Times New Roman" w:cs="Times New Roman"/>
-          <w:b/>
-          <w:bCs/>
-          <w:sz w:val="28"/>
-          <w:szCs w:val="28"/>
-        </w:rPr>
-        <w:lastRenderedPageBreak/>
+        <w:jc w:val="both"/>
+        <w:rPr>
+          <w:rFonts w:ascii="Times New Roman" w:hAnsi="Times New Roman" w:cs="Times New Roman"/>
+          <w:sz w:val="28"/>
+          <w:szCs w:val="28"/>
+        </w:rPr>
+      </w:pPr>
+      <w:r>
+        <w:rPr>
+          <w:rFonts w:ascii="Times New Roman" w:hAnsi="Times New Roman" w:cs="Times New Roman"/>
+          <w:b/>
+          <w:bCs/>
+          <w:sz w:val="28"/>
+          <w:szCs w:val="28"/>
+        </w:rPr>
         <w:t>Капсула для кофе Nespresso</w:t>
       </w:r>
       <w:r>
@@ -1214,21 +1340,45 @@
           <w:ilvl w:val="0"/>
           <w:numId w:val="2"/>
         </w:numPr>
-        <w:rPr>
-          <w:rFonts w:ascii="Times New Roman" w:hAnsi="Times New Roman" w:cs="Times New Roman"/>
-          <w:sz w:val="28"/>
-          <w:szCs w:val="28"/>
-        </w:rPr>
-      </w:pPr>
-      <w:r>
-        <w:rPr>
-          <w:rFonts w:ascii="Times New Roman" w:hAnsi="Times New Roman" w:cs="Times New Roman"/>
-          <w:b/>
-          <w:bCs/>
-          <w:sz w:val="28"/>
-          <w:szCs w:val="28"/>
-        </w:rPr>
-        <w:t>«Lotus-Effect» (эффект лотоса)</w:t>
+        <w:jc w:val="both"/>
+        <w:rPr>
+          <w:rFonts w:ascii="Times New Roman" w:hAnsi="Times New Roman" w:cs="Times New Roman"/>
+          <w:sz w:val="28"/>
+          <w:szCs w:val="28"/>
+        </w:rPr>
+      </w:pPr>
+      <w:r>
+        <w:rPr>
+          <w:rFonts w:ascii="Times New Roman" w:hAnsi="Times New Roman" w:cs="Times New Roman"/>
+          <w:b/>
+          <w:bCs/>
+          <w:sz w:val="28"/>
+          <w:szCs w:val="28"/>
+        </w:rPr>
+        <w:lastRenderedPageBreak/>
+        <w:t>«Lotus-</w:t>
+      </w:r>
+      <w:proofErr w:type="spellStart"/>
+      <w:r>
+        <w:rPr>
+          <w:rFonts w:ascii="Times New Roman" w:hAnsi="Times New Roman" w:cs="Times New Roman"/>
+          <w:b/>
+          <w:bCs/>
+          <w:sz w:val="28"/>
+          <w:szCs w:val="28"/>
+        </w:rPr>
+        <w:t>Effect</w:t>
+      </w:r>
+      <w:proofErr w:type="spellEnd"/>
+      <w:r>
+        <w:rPr>
+          <w:rFonts w:ascii="Times New Roman" w:hAnsi="Times New Roman" w:cs="Times New Roman"/>
+          <w:b/>
+          <w:bCs/>
+          <w:sz w:val="28"/>
+          <w:szCs w:val="28"/>
+        </w:rPr>
+        <w:t>» (эффект лотоса)</w:t>
       </w:r>
       <w:r>
         <w:rPr>
@@ -1256,6 +1406,7 @@
           <w:ilvl w:val="0"/>
           <w:numId w:val="2"/>
         </w:numPr>
+        <w:jc w:val="both"/>
         <w:rPr>
           <w:rFonts w:ascii="Times New Roman" w:hAnsi="Times New Roman" w:cs="Times New Roman"/>
           <w:sz w:val="28"/>
@@ -1272,6 +1423,7 @@
         </w:rPr>
         <w:t>Алгоритм сжатия MP3</w:t>
       </w:r>
+      <w:proofErr w:type="gramStart"/>
       <w:r>
         <w:rPr>
           <w:rFonts w:ascii="Times New Roman" w:hAnsi="Times New Roman" w:cs="Times New Roman"/>
@@ -1288,7 +1440,16 @@
           <w:sz w:val="28"/>
           <w:szCs w:val="28"/>
         </w:rPr>
-        <w:t xml:space="preserve"> Был запатентован не сам формат файла, а ключевые математические методы сжатия звука. Это пример «скрытой» патентной монополии внутри открытого стандарта.</w:t>
+        <w:t xml:space="preserve"> Был</w:t>
+      </w:r>
+      <w:proofErr w:type="gramEnd"/>
+      <w:r>
+        <w:rPr>
+          <w:rFonts w:ascii="Times New Roman" w:hAnsi="Times New Roman" w:cs="Times New Roman"/>
+          <w:sz w:val="28"/>
+          <w:szCs w:val="28"/>
+        </w:rPr>
+        <w:t xml:space="preserve"> запатентован не сам формат файла, а ключевые математические методы сжатия звука. Это пример «скрытой» патентной монополии внутри открытого стандарта.</w:t>
       </w:r>
     </w:p>
     <w:p>
@@ -1315,6 +1476,7 @@
     </w:p>
     <w:p>
       <w:pPr>
+        <w:jc w:val="both"/>
         <w:rPr>
           <w:rFonts w:ascii="Times New Roman" w:hAnsi="Times New Roman" w:cs="Times New Roman"/>
           <w:sz w:val="28"/>

--- a/Novosibirsk_State_University/Дипломная работа/Доклады/Текст.docx
+++ b/Novosibirsk_State_University/Дипломная работа/Доклады/Текст.docx
@@ -61,7 +61,39 @@
           <w:sz w:val="28"/>
           <w:szCs w:val="28"/>
         </w:rPr>
-        <w:t>Сегодня мы расскажем вам о том, что можно запатентовать, и самое главное — как правильно описать изобретение, чтобы его защита была максимально эффективной. Мы разберем принципы построения формулы патента и покажем яркие примеры.</w:t>
+        <w:t xml:space="preserve">Сегодня </w:t>
+      </w:r>
+      <w:r>
+        <w:rPr>
+          <w:rFonts w:ascii="Times New Roman" w:hAnsi="Times New Roman" w:cs="Times New Roman"/>
+          <w:sz w:val="28"/>
+          <w:szCs w:val="28"/>
+        </w:rPr>
+        <w:t>я</w:t>
+      </w:r>
+      <w:r>
+        <w:rPr>
+          <w:rFonts w:ascii="Times New Roman" w:hAnsi="Times New Roman" w:cs="Times New Roman"/>
+          <w:sz w:val="28"/>
+          <w:szCs w:val="28"/>
+        </w:rPr>
+        <w:t xml:space="preserve"> расскаж</w:t>
+      </w:r>
+      <w:r>
+        <w:rPr>
+          <w:rFonts w:ascii="Times New Roman" w:hAnsi="Times New Roman" w:cs="Times New Roman"/>
+          <w:sz w:val="28"/>
+          <w:szCs w:val="28"/>
+        </w:rPr>
+        <w:t>у</w:t>
+      </w:r>
+      <w:r>
+        <w:rPr>
+          <w:rFonts w:ascii="Times New Roman" w:hAnsi="Times New Roman" w:cs="Times New Roman"/>
+          <w:sz w:val="28"/>
+          <w:szCs w:val="28"/>
+        </w:rPr>
+        <w:t xml:space="preserve"> вам о том, что можно запатентовать, и самое главное — как правильно описать изобретение, чтобы его защита была максимально эффективной. Мы разберем принципы построения формулы патента и покажем яркие примеры.</w:t>
       </w:r>
     </w:p>
     <w:p>
@@ -83,29 +115,7 @@
           <w:sz w:val="28"/>
           <w:szCs w:val="28"/>
         </w:rPr>
-        <w:t>(Слайд 2</w:t>
-      </w:r>
-      <w:proofErr w:type="gramStart"/>
-      <w:r>
-        <w:rPr>
-          <w:rFonts w:ascii="Times New Roman" w:hAnsi="Times New Roman" w:cs="Times New Roman"/>
-          <w:b/>
-          <w:bCs/>
-          <w:sz w:val="28"/>
-          <w:szCs w:val="28"/>
-        </w:rPr>
-        <w:t>: Что</w:t>
-      </w:r>
-      <w:proofErr w:type="gramEnd"/>
-      <w:r>
-        <w:rPr>
-          <w:rFonts w:ascii="Times New Roman" w:hAnsi="Times New Roman" w:cs="Times New Roman"/>
-          <w:b/>
-          <w:bCs/>
-          <w:sz w:val="28"/>
-          <w:szCs w:val="28"/>
-        </w:rPr>
-        <w:t xml:space="preserve"> такое интеллектуальная собственность и её виды)</w:t>
+        <w:t>(Слайд 2: Что такое интеллектуальная собственность и её виды)</w:t>
       </w:r>
     </w:p>
     <w:p>
@@ -321,25 +331,7 @@
           <w:sz w:val="28"/>
           <w:szCs w:val="28"/>
         </w:rPr>
-        <w:t>К авторскому праву относятся: роман «Мастер и Маргарита», игра «</w:t>
-      </w:r>
-      <w:proofErr w:type="spellStart"/>
-      <w:r>
-        <w:rPr>
-          <w:rFonts w:ascii="Times New Roman" w:hAnsi="Times New Roman" w:cs="Times New Roman"/>
-          <w:sz w:val="28"/>
-          <w:szCs w:val="28"/>
-        </w:rPr>
-        <w:t>Cyberpunk</w:t>
-      </w:r>
-      <w:proofErr w:type="spellEnd"/>
-      <w:r>
-        <w:rPr>
-          <w:rFonts w:ascii="Times New Roman" w:hAnsi="Times New Roman" w:cs="Times New Roman"/>
-          <w:sz w:val="28"/>
-          <w:szCs w:val="28"/>
-        </w:rPr>
-        <w:t xml:space="preserve"> 2077», фильм «Ирония судьбы».</w:t>
+        <w:t>К авторскому праву относятся: роман «Мастер и Маргарита», игра «Cyberpunk 2077», фильм «Ирония судьбы».</w:t>
       </w:r>
     </w:p>
     <w:p>
@@ -379,51 +371,7 @@
           <w:sz w:val="28"/>
           <w:szCs w:val="28"/>
         </w:rPr>
-        <w:t>(Слайд 4</w:t>
-      </w:r>
-      <w:proofErr w:type="gramStart"/>
-      <w:r>
-        <w:rPr>
-          <w:rFonts w:ascii="Times New Roman" w:hAnsi="Times New Roman" w:cs="Times New Roman"/>
-          <w:b/>
-          <w:bCs/>
-          <w:sz w:val="28"/>
-          <w:szCs w:val="28"/>
-        </w:rPr>
-        <w:t>: Что</w:t>
-      </w:r>
-      <w:proofErr w:type="gramEnd"/>
-      <w:r>
-        <w:rPr>
-          <w:rFonts w:ascii="Times New Roman" w:hAnsi="Times New Roman" w:cs="Times New Roman"/>
-          <w:b/>
-          <w:bCs/>
-          <w:sz w:val="28"/>
-          <w:szCs w:val="28"/>
-        </w:rPr>
-        <w:t xml:space="preserve"> такое патент и </w:t>
-      </w:r>
-      <w:proofErr w:type="spellStart"/>
-      <w:r>
-        <w:rPr>
-          <w:rFonts w:ascii="Times New Roman" w:hAnsi="Times New Roman" w:cs="Times New Roman"/>
-          <w:b/>
-          <w:bCs/>
-          <w:sz w:val="28"/>
-          <w:szCs w:val="28"/>
-        </w:rPr>
-        <w:t>патентоведение</w:t>
-      </w:r>
-      <w:proofErr w:type="spellEnd"/>
-      <w:r>
-        <w:rPr>
-          <w:rFonts w:ascii="Times New Roman" w:hAnsi="Times New Roman" w:cs="Times New Roman"/>
-          <w:b/>
-          <w:bCs/>
-          <w:sz w:val="28"/>
-          <w:szCs w:val="28"/>
-        </w:rPr>
-        <w:t>)</w:t>
+        <w:t>(Слайд 4: Что такое патент и патентоведение)</w:t>
       </w:r>
     </w:p>
     <w:p>
@@ -558,7 +506,6 @@
           <w:szCs w:val="28"/>
         </w:rPr>
       </w:pPr>
-      <w:proofErr w:type="spellStart"/>
       <w:r>
         <w:rPr>
           <w:rFonts w:ascii="Times New Roman" w:hAnsi="Times New Roman" w:cs="Times New Roman"/>
@@ -569,7 +516,6 @@
         </w:rPr>
         <w:t>Патентоведение</w:t>
       </w:r>
-      <w:proofErr w:type="spellEnd"/>
       <w:r>
         <w:rPr>
           <w:rFonts w:ascii="Times New Roman" w:hAnsi="Times New Roman" w:cs="Times New Roman"/>
@@ -1261,7 +1207,6 @@
         </w:rPr>
         <w:t>»</w:t>
       </w:r>
-      <w:proofErr w:type="gramStart"/>
       <w:r>
         <w:rPr>
           <w:rFonts w:ascii="Times New Roman" w:hAnsi="Times New Roman" w:cs="Times New Roman"/>
@@ -1278,16 +1223,7 @@
           <w:sz w:val="28"/>
           <w:szCs w:val="28"/>
         </w:rPr>
-        <w:t xml:space="preserve"> Здесь</w:t>
-      </w:r>
-      <w:proofErr w:type="gramEnd"/>
-      <w:r>
-        <w:rPr>
-          <w:rFonts w:ascii="Times New Roman" w:hAnsi="Times New Roman" w:cs="Times New Roman"/>
-          <w:sz w:val="28"/>
-          <w:szCs w:val="28"/>
-        </w:rPr>
-        <w:t xml:space="preserve"> был запатентован не сенсорный экран, а конкретный алгоритм обработки жеста двумя пальцами. Это пример защиты пользовательского опыта (UX).</w:t>
+        <w:t xml:space="preserve"> Здесь был запатентован не сенсорный экран, а конкретный алгоритм обработки жеста двумя пальцами. Это пример защиты пользовательского опыта (UX).</w:t>
       </w:r>
     </w:p>
     <w:p>
@@ -1356,29 +1292,7 @@
           <w:szCs w:val="28"/>
         </w:rPr>
         <w:lastRenderedPageBreak/>
-        <w:t>«Lotus-</w:t>
-      </w:r>
-      <w:proofErr w:type="spellStart"/>
-      <w:r>
-        <w:rPr>
-          <w:rFonts w:ascii="Times New Roman" w:hAnsi="Times New Roman" w:cs="Times New Roman"/>
-          <w:b/>
-          <w:bCs/>
-          <w:sz w:val="28"/>
-          <w:szCs w:val="28"/>
-        </w:rPr>
-        <w:t>Effect</w:t>
-      </w:r>
-      <w:proofErr w:type="spellEnd"/>
-      <w:r>
-        <w:rPr>
-          <w:rFonts w:ascii="Times New Roman" w:hAnsi="Times New Roman" w:cs="Times New Roman"/>
-          <w:b/>
-          <w:bCs/>
-          <w:sz w:val="28"/>
-          <w:szCs w:val="28"/>
-        </w:rPr>
-        <w:t>» (эффект лотоса)</w:t>
+        <w:t>«Lotus-Effect» (эффект лотоса)</w:t>
       </w:r>
       <w:r>
         <w:rPr>
@@ -1423,7 +1337,6 @@
         </w:rPr>
         <w:t>Алгоритм сжатия MP3</w:t>
       </w:r>
-      <w:proofErr w:type="gramStart"/>
       <w:r>
         <w:rPr>
           <w:rFonts w:ascii="Times New Roman" w:hAnsi="Times New Roman" w:cs="Times New Roman"/>
@@ -1440,16 +1353,7 @@
           <w:sz w:val="28"/>
           <w:szCs w:val="28"/>
         </w:rPr>
-        <w:t xml:space="preserve"> Был</w:t>
-      </w:r>
-      <w:proofErr w:type="gramEnd"/>
-      <w:r>
-        <w:rPr>
-          <w:rFonts w:ascii="Times New Roman" w:hAnsi="Times New Roman" w:cs="Times New Roman"/>
-          <w:sz w:val="28"/>
-          <w:szCs w:val="28"/>
-        </w:rPr>
-        <w:t xml:space="preserve"> запатентован не сам формат файла, а ключевые математические методы сжатия звука. Это пример «скрытой» патентной монополии внутри открытого стандарта.</w:t>
+        <w:t xml:space="preserve"> Был запатентован не сам формат файла, а ключевые математические методы сжатия звука. Это пример «скрытой» патентной монополии внутри открытого стандарта.</w:t>
       </w:r>
     </w:p>
     <w:p>
